--- a/public/downloads/mahnung-2.docx
+++ b/public/downloads/mahnung-2.docx
@@ -2,69 +2,14 @@
 <file path=word/document.xml><?xml version="1.0" encoding="utf-8"?>
 <w:document xmlns:wpc="http://schemas.microsoft.com/office/word/2010/wordprocessingCanvas" xmlns:mc="http://schemas.openxmlformats.org/markup-compatibility/2006" xmlns:o="urn:schemas-microsoft-com:office:office" xmlns:r="http://schemas.openxmlformats.org/officeDocument/2006/relationships" xmlns:m="http://schemas.openxmlformats.org/officeDocument/2006/math" xmlns:v="urn:schemas-microsoft-com:vml" xmlns:wp14="http://schemas.microsoft.com/office/word/2010/wordprocessingDrawing" xmlns:wp="http://schemas.openxmlformats.org/drawingml/2006/wordprocessingDrawing" xmlns:w10="urn:schemas-microsoft-com:office:word" xmlns:w="http://schemas.openxmlformats.org/wordprocessingml/2006/main" xmlns:w14="http://schemas.microsoft.com/office/word/2010/wordml" xmlns:w15="http://schemas.microsoft.com/office/word/2012/wordml" xmlns:wpg="http://schemas.microsoft.com/office/word/2010/wordprocessingGroup" xmlns:wpi="http://schemas.microsoft.com/office/word/2010/wordprocessingInk" xmlns:wne="http://schemas.microsoft.com/office/word/2006/wordml" xmlns:wps="http://schemas.microsoft.com/office/word/2010/wordprocessingShape" xmlns:cx="http://schemas.microsoft.com/office/drawing/2014/chartex" xmlns:cx1="http://schemas.microsoft.com/office/drawing/2015/9/8/chartex" xmlns:cx2="http://schemas.microsoft.com/office/drawing/2015/10/21/chartex" xmlns:cx3="http://schemas.microsoft.com/office/drawing/2016/5/9/chartex" xmlns:cx4="http://schemas.microsoft.com/office/drawing/2016/5/10/chartex" xmlns:cx5="http://schemas.microsoft.com/office/drawing/2016/5/11/chartex" xmlns:cx6="http://schemas.microsoft.com/office/drawing/2016/5/12/chartex" xmlns:cx7="http://schemas.microsoft.com/office/drawing/2016/5/13/chartex" xmlns:cx8="http://schemas.microsoft.com/office/drawing/2016/5/14/chartex" xmlns:aink="http://schemas.microsoft.com/office/drawing/2016/ink" xmlns:am3d="http://schemas.microsoft.com/office/drawing/2017/model3d" xmlns:w16cex="http://schemas.microsoft.com/office/word/2018/wordml/cex" xmlns:w16cid="http://schemas.microsoft.com/office/word/2016/wordml/cid" xmlns:w16="http://schemas.microsoft.com/office/word/2018/wordml" xmlns:w16sdtdh="http://schemas.microsoft.com/office/word/2020/wordml/sdtdatahash" xmlns:w16se="http://schemas.microsoft.com/office/word/2015/wordml/symex" mc:Ignorable="w14 w15 wp14">
   <w:body>
-    <w:p>
-      <w:pPr>
-        <w:spacing w:after="120"/>
-      </w:pPr>
-      <w:r>
-        <w:rPr>
-          <w:b/>
-          <w:bCs/>
-          <w:color w:val="1B1712"/>
-          <w:sz w:val="28"/>
-          <w:szCs w:val="28"/>
-        </w:rPr>
-        <w:t xml:space="preserve">schreiner</w:t>
-      </w:r>
-      <w:r>
-        <w:rPr>
-          <w:b/>
-          <w:bCs/>
-          <w:color w:val="FF7A1A"/>
-          <w:sz w:val="28"/>
-          <w:szCs w:val="28"/>
-        </w:rPr>
-        <w:t xml:space="preserve">.digital</w:t>
-      </w:r>
-    </w:p>
-    <w:p>
-      <w:pPr>
-        <w:spacing w:after="80"/>
-      </w:pPr>
-      <w:r>
-        <w:rPr>
-          <w:b/>
-          <w:bCs/>
-          <w:color w:val="1B1712"/>
-          <w:sz w:val="32"/>
-          <w:szCs w:val="32"/>
-        </w:rPr>
-        <w:t xml:space="preserve">2. MAHNUNG</w:t>
-      </w:r>
-    </w:p>
-    <w:p>
-      <w:pPr>
-        <w:spacing w:after="300"/>
-      </w:pPr>
-      <w:r>
-        <w:rPr>
-          <w:i/>
-          <w:iCs/>
-          <w:color w:val="646460"/>
-          <w:sz w:val="19"/>
-          <w:szCs w:val="19"/>
-        </w:rPr>
-        <w:t xml:space="preserve">Letzte Mahnung vor Einleitung weiterer rechtlicher Schritte</w:t>
-      </w:r>
-    </w:p>
     <w:tbl>
       <w:tblPr>
         <w:tblW w:type="pct" w:w="100%"/>
         <w:tblBorders>
-          <w:top w:val="single" w:color="auto" w:sz="4"/>
-          <w:left w:val="single" w:color="auto" w:sz="4"/>
-          <w:bottom w:val="single" w:color="auto" w:sz="4"/>
-          <w:right w:val="single" w:color="auto" w:sz="4"/>
+          <w:top w:val="none" w:color="FFFFFF" w:sz="0"/>
+          <w:left w:val="none" w:color="FFFFFF" w:sz="0"/>
+          <w:bottom w:val="none" w:color="FFFFFF" w:sz="0"/>
+          <w:right w:val="none" w:color="FFFFFF" w:sz="0"/>
           <w:insideH w:val="single" w:color="auto" w:sz="4"/>
           <w:insideV w:val="single" w:color="auto" w:sz="4"/>
         </w:tblBorders>
@@ -72,186 +17,53 @@
       <w:tblGrid>
         <w:gridCol w:w="100"/>
         <w:gridCol w:w="100"/>
-        <w:gridCol w:w="100"/>
-        <w:gridCol w:w="100"/>
-        <w:gridCol w:w="100"/>
-        <w:gridCol w:w="100"/>
       </w:tblGrid>
       <w:tr>
         <w:tc>
           <w:tcPr>
-            <w:tcW w:type="pct" w:w="12%"/>
+            <w:tcW w:type="pct" w:w="38%"/>
             <w:tcBorders>
-              <w:top w:val="single" w:color="C3BFB9" w:sz="2"/>
-              <w:left w:val="single" w:color="C3BFB9" w:sz="2"/>
-              <w:bottom w:val="single" w:color="C3BFB9" w:sz="2"/>
-              <w:right w:val="single" w:color="C3BFB9" w:sz="2"/>
+              <w:top w:val="dashed" w:color="C3BFB9" w:sz="2"/>
+              <w:left w:val="dashed" w:color="C3BFB9" w:sz="2"/>
+              <w:bottom w:val="dashed" w:color="C3BFB9" w:sz="2"/>
+              <w:right w:val="dashed" w:color="C3BFB9" w:sz="2"/>
             </w:tcBorders>
-            <w:shd w:fill="F4F2EE"/>
             <w:tcMar>
-              <w:top w:type="dxa" w:w="60"/>
-              <w:left w:type="dxa" w:w="80"/>
-              <w:bottom w:type="dxa" w:w="60"/>
-              <w:right w:type="dxa" w:w="80"/>
+              <w:top w:type="dxa" w:w="160"/>
+              <w:left w:type="dxa" w:w="120"/>
+              <w:bottom w:type="dxa" w:w="160"/>
+              <w:right w:type="dxa" w:w="120"/>
             </w:tcMar>
           </w:tcPr>
           <w:p>
-            <w:r>
-              <w:rPr>
-                <w:b/>
-                <w:bCs/>
-                <w:color w:val="646460"/>
-                <w:sz w:val="18"/>
-                <w:szCs w:val="18"/>
-              </w:rPr>
-              <w:t xml:space="preserve">Rechnungsnummer:</w:t>
+            <w:pPr>
+              <w:jc w:val="center"/>
+            </w:pPr>
+            <w:r>
+              <w:rPr>
+                <w:i/>
+                <w:iCs/>
+                <w:color w:val="646460"/>
+                <w:sz w:val="16"/>
+                <w:szCs w:val="16"/>
+              </w:rPr>
+              <w:t xml:space="preserve">[Ihr Firmenlogo]</w:t>
             </w:r>
           </w:p>
         </w:tc>
         <w:tc>
           <w:tcPr>
-            <w:tcW w:type="pct" w:w="21%"/>
+            <w:tcW w:type="pct" w:w="62%"/>
             <w:tcBorders>
-              <w:top w:val="single" w:color="C3BFB9" w:sz="2"/>
-              <w:left w:val="single" w:color="C3BFB9" w:sz="2"/>
-              <w:bottom w:val="single" w:color="C3BFB9" w:sz="2"/>
-              <w:right w:val="single" w:color="C3BFB9" w:sz="2"/>
+              <w:top w:val="none" w:color="FFFFFF" w:sz="0"/>
+              <w:left w:val="none" w:color="FFFFFF" w:sz="0"/>
+              <w:bottom w:val="none" w:color="FFFFFF" w:sz="0"/>
+              <w:right w:val="none" w:color="FFFFFF" w:sz="0"/>
             </w:tcBorders>
-            <w:tcMar>
-              <w:top w:type="dxa" w:w="60"/>
-              <w:left w:type="dxa" w:w="80"/>
-              <w:bottom w:type="dxa" w:w="60"/>
-              <w:right w:type="dxa" w:w="80"/>
-            </w:tcMar>
           </w:tcPr>
           <w:p>
-            <w:pPr>
-              <w:spacing w:after="40" w:before="40"/>
-            </w:pPr>
-            <w:r>
-              <w:rPr>
-                <w:sz w:val="20"/>
-                <w:szCs w:val="20"/>
-              </w:rPr>
-              <w:t xml:space="preserve"> </w:t>
-            </w:r>
-          </w:p>
-        </w:tc>
-        <w:tc>
-          <w:tcPr>
-            <w:tcW w:type="pct" w:w="12%"/>
-            <w:tcBorders>
-              <w:top w:val="single" w:color="C3BFB9" w:sz="2"/>
-              <w:left w:val="single" w:color="C3BFB9" w:sz="2"/>
-              <w:bottom w:val="single" w:color="C3BFB9" w:sz="2"/>
-              <w:right w:val="single" w:color="C3BFB9" w:sz="2"/>
-            </w:tcBorders>
-            <w:shd w:fill="F4F2EE"/>
-            <w:tcMar>
-              <w:top w:type="dxa" w:w="60"/>
-              <w:left w:type="dxa" w:w="80"/>
-              <w:bottom w:type="dxa" w:w="60"/>
-              <w:right w:type="dxa" w:w="80"/>
-            </w:tcMar>
-          </w:tcPr>
-          <w:p>
-            <w:r>
-              <w:rPr>
-                <w:b/>
-                <w:bCs/>
-                <w:color w:val="646460"/>
-                <w:sz w:val="18"/>
-                <w:szCs w:val="18"/>
-              </w:rPr>
-              <w:t xml:space="preserve">Rechnungsdatum:</w:t>
-            </w:r>
-          </w:p>
-        </w:tc>
-        <w:tc>
-          <w:tcPr>
-            <w:tcW w:type="pct" w:w="21%"/>
-            <w:tcBorders>
-              <w:top w:val="single" w:color="C3BFB9" w:sz="2"/>
-              <w:left w:val="single" w:color="C3BFB9" w:sz="2"/>
-              <w:bottom w:val="single" w:color="C3BFB9" w:sz="2"/>
-              <w:right w:val="single" w:color="C3BFB9" w:sz="2"/>
-            </w:tcBorders>
-            <w:tcMar>
-              <w:top w:type="dxa" w:w="60"/>
-              <w:left w:type="dxa" w:w="80"/>
-              <w:bottom w:type="dxa" w:w="60"/>
-              <w:right w:type="dxa" w:w="80"/>
-            </w:tcMar>
-          </w:tcPr>
-          <w:p>
-            <w:pPr>
-              <w:spacing w:after="40" w:before="40"/>
-            </w:pPr>
-            <w:r>
-              <w:rPr>
-                <w:sz w:val="20"/>
-                <w:szCs w:val="20"/>
-              </w:rPr>
-              <w:t xml:space="preserve"> </w:t>
-            </w:r>
-          </w:p>
-        </w:tc>
-        <w:tc>
-          <w:tcPr>
-            <w:tcW w:type="pct" w:w="12%"/>
-            <w:tcBorders>
-              <w:top w:val="single" w:color="C3BFB9" w:sz="2"/>
-              <w:left w:val="single" w:color="C3BFB9" w:sz="2"/>
-              <w:bottom w:val="single" w:color="C3BFB9" w:sz="2"/>
-              <w:right w:val="single" w:color="C3BFB9" w:sz="2"/>
-            </w:tcBorders>
-            <w:shd w:fill="F4F2EE"/>
-            <w:tcMar>
-              <w:top w:type="dxa" w:w="60"/>
-              <w:left w:type="dxa" w:w="80"/>
-              <w:bottom w:type="dxa" w:w="60"/>
-              <w:right w:type="dxa" w:w="80"/>
-            </w:tcMar>
-          </w:tcPr>
-          <w:p>
-            <w:r>
-              <w:rPr>
-                <w:b/>
-                <w:bCs/>
-                <w:color w:val="646460"/>
-                <w:sz w:val="18"/>
-                <w:szCs w:val="18"/>
-              </w:rPr>
-              <w:t xml:space="preserve">Datum:</w:t>
-            </w:r>
-          </w:p>
-        </w:tc>
-        <w:tc>
-          <w:tcPr>
-            <w:tcW w:type="pct" w:w="22%"/>
-            <w:tcBorders>
-              <w:top w:val="single" w:color="C3BFB9" w:sz="2"/>
-              <w:left w:val="single" w:color="C3BFB9" w:sz="2"/>
-              <w:bottom w:val="single" w:color="C3BFB9" w:sz="2"/>
-              <w:right w:val="single" w:color="C3BFB9" w:sz="2"/>
-            </w:tcBorders>
-            <w:tcMar>
-              <w:top w:type="dxa" w:w="60"/>
-              <w:left w:type="dxa" w:w="80"/>
-              <w:bottom w:type="dxa" w:w="60"/>
-              <w:right w:type="dxa" w:w="80"/>
-            </w:tcMar>
-          </w:tcPr>
-          <w:p>
-            <w:pPr>
-              <w:spacing w:after="40" w:before="40"/>
-            </w:pPr>
-            <w:r>
-              <w:rPr>
-                <w:sz w:val="20"/>
-                <w:szCs w:val="20"/>
-              </w:rPr>
-              <w:t xml:space="preserve"> </w:t>
+            <w:r>
+              <w:t xml:space="preserve"/>
             </w:r>
           </w:p>
         </w:tc>
@@ -259,10 +71,13 @@
     </w:tbl>
     <w:p>
       <w:pPr>
-        <w:spacing w:after="100"/>
-      </w:pPr>
-      <w:r>
-        <w:t xml:space="preserve"/>
+        <w:pBdr>
+          <w:bottom w:val="single" w:color="C3BFB9" w:sz="4" w:space="1"/>
+        </w:pBdr>
+        <w:spacing w:after="300" w:before="200"/>
+      </w:pPr>
+      <w:r>
+        <w:t xml:space="preserve"> </w:t>
       </w:r>
     </w:p>
     <w:tbl>
@@ -284,60 +99,150 @@
       <w:tr>
         <w:tc>
           <w:tcPr>
-            <w:tcW w:type="pct" w:w="25%"/>
+            <w:tcW w:type="pct" w:w="55%"/>
             <w:tcBorders>
-              <w:top w:val="single" w:color="C3BFB9" w:sz="2"/>
-              <w:left w:val="single" w:color="C3BFB9" w:sz="2"/>
-              <w:bottom w:val="single" w:color="C3BFB9" w:sz="2"/>
-              <w:right w:val="single" w:color="C3BFB9" w:sz="2"/>
+              <w:top w:val="none" w:color="FFFFFF" w:sz="0"/>
+              <w:left w:val="none" w:color="FFFFFF" w:sz="0"/>
+              <w:bottom w:val="none" w:color="FFFFFF" w:sz="0"/>
+              <w:right w:val="none" w:color="FFFFFF" w:sz="0"/>
             </w:tcBorders>
-            <w:shd w:fill="F4F2EE"/>
-            <w:tcMar>
-              <w:top w:type="dxa" w:w="60"/>
-              <w:left w:type="dxa" w:w="80"/>
-              <w:bottom w:type="dxa" w:w="60"/>
-              <w:right w:type="dxa" w:w="80"/>
-            </w:tcMar>
           </w:tcPr>
           <w:p>
-            <w:r>
-              <w:rPr>
-                <w:b/>
-                <w:bCs/>
-                <w:color w:val="646460"/>
-                <w:sz w:val="18"/>
-                <w:szCs w:val="18"/>
-              </w:rPr>
-              <w:t xml:space="preserve">Kunde (Name, Anschrift):</w:t>
+            <w:pPr>
+              <w:pBdr>
+                <w:bottom w:val="single" w:color="C3BFB9" w:sz="2" w:space="1"/>
+              </w:pBdr>
+              <w:spacing w:after="160"/>
+            </w:pPr>
+            <w:r>
+              <w:rPr>
+                <w:color w:val="646460"/>
+                <w:sz w:val="15"/>
+                <w:szCs w:val="15"/>
+              </w:rPr>
+              <w:t xml:space="preserve">[Ihre Firma] · [Straße Hausnummer] · [PLZ Ort]</w:t>
+            </w:r>
+          </w:p>
+          <w:p>
+            <w:pPr>
+              <w:spacing w:after="40"/>
+            </w:pPr>
+            <w:r>
+              <w:rPr>
+                <w:color w:val="1B1712"/>
+                <w:sz w:val="20"/>
+                <w:szCs w:val="20"/>
+              </w:rPr>
+              <w:t xml:space="preserve">[Name des Kunden]</w:t>
+            </w:r>
+          </w:p>
+          <w:p>
+            <w:pPr>
+              <w:spacing w:after="40"/>
+            </w:pPr>
+            <w:r>
+              <w:rPr>
+                <w:color w:val="1B1712"/>
+                <w:sz w:val="20"/>
+                <w:szCs w:val="20"/>
+              </w:rPr>
+              <w:t xml:space="preserve">[Straße Hausnummer]</w:t>
+            </w:r>
+          </w:p>
+          <w:p>
+            <w:pPr>
+              <w:spacing w:after="40"/>
+            </w:pPr>
+            <w:r>
+              <w:rPr>
+                <w:color w:val="1B1712"/>
+                <w:sz w:val="20"/>
+                <w:szCs w:val="20"/>
+              </w:rPr>
+              <w:t xml:space="preserve">[PLZ Ort]</w:t>
             </w:r>
           </w:p>
         </w:tc>
         <w:tc>
           <w:tcPr>
-            <w:tcW w:type="pct" w:w="75%"/>
+            <w:tcW w:type="pct" w:w="45%"/>
             <w:tcBorders>
-              <w:top w:val="single" w:color="C3BFB9" w:sz="2"/>
-              <w:left w:val="single" w:color="C3BFB9" w:sz="2"/>
-              <w:bottom w:val="single" w:color="C3BFB9" w:sz="2"/>
-              <w:right w:val="single" w:color="C3BFB9" w:sz="2"/>
+              <w:top w:val="none" w:color="FFFFFF" w:sz="0"/>
+              <w:left w:val="none" w:color="FFFFFF" w:sz="0"/>
+              <w:bottom w:val="none" w:color="FFFFFF" w:sz="0"/>
+              <w:right w:val="none" w:color="FFFFFF" w:sz="0"/>
             </w:tcBorders>
-            <w:tcMar>
-              <w:top w:type="dxa" w:w="60"/>
-              <w:left w:type="dxa" w:w="80"/>
-              <w:bottom w:type="dxa" w:w="60"/>
-              <w:right w:type="dxa" w:w="80"/>
-            </w:tcMar>
           </w:tcPr>
           <w:p>
             <w:pPr>
-              <w:spacing w:after="40" w:before="40"/>
-            </w:pPr>
-            <w:r>
-              <w:rPr>
-                <w:sz w:val="20"/>
-                <w:szCs w:val="20"/>
-              </w:rPr>
-              <w:t xml:space="preserve"> </w:t>
+              <w:spacing w:after="60"/>
+              <w:jc w:val="right"/>
+            </w:pPr>
+            <w:r>
+              <w:rPr>
+                <w:color w:val="646460"/>
+                <w:sz w:val="18"/>
+                <w:szCs w:val="18"/>
+              </w:rPr>
+              <w:t xml:space="preserve">Rechnungsnummer: </w:t>
+            </w:r>
+            <w:r>
+              <w:rPr>
+                <w:b/>
+                <w:bCs/>
+                <w:color w:val="1B1712"/>
+                <w:sz w:val="18"/>
+                <w:szCs w:val="18"/>
+              </w:rPr>
+              <w:t xml:space="preserve">[Nummer]</w:t>
+            </w:r>
+          </w:p>
+          <w:p>
+            <w:pPr>
+              <w:spacing w:after="60"/>
+              <w:jc w:val="right"/>
+            </w:pPr>
+            <w:r>
+              <w:rPr>
+                <w:color w:val="646460"/>
+                <w:sz w:val="18"/>
+                <w:szCs w:val="18"/>
+              </w:rPr>
+              <w:t xml:space="preserve">Rechnungsdatum: </w:t>
+            </w:r>
+            <w:r>
+              <w:rPr>
+                <w:b/>
+                <w:bCs/>
+                <w:color w:val="1B1712"/>
+                <w:sz w:val="18"/>
+                <w:szCs w:val="18"/>
+              </w:rPr>
+              <w:t xml:space="preserve">[Datum]</w:t>
+            </w:r>
+          </w:p>
+          <w:p>
+            <w:pPr>
+              <w:spacing w:after="60"/>
+              <w:jc w:val="right"/>
+            </w:pPr>
+            <w:r>
+              <w:rPr>
+                <w:color w:val="646460"/>
+                <w:sz w:val="18"/>
+                <w:szCs w:val="18"/>
+              </w:rPr>
+              <w:t xml:space="preserve">Datum: </w:t>
+            </w:r>
+            <w:r>
+              <w:rPr>
+                <w:b/>
+                <w:bCs/>
+                <w:color w:val="1B1712"/>
+                <w:sz w:val="18"/>
+                <w:szCs w:val="18"/>
+              </w:rPr>
+              <w:t xml:space="preserve">[Datum]</w:t>
             </w:r>
           </w:p>
         </w:tc>
@@ -345,10 +250,17 @@
     </w:tbl>
     <w:p>
       <w:pPr>
-        <w:spacing w:after="100"/>
-      </w:pPr>
-      <w:r>
-        <w:t xml:space="preserve"/>
+        <w:spacing w:after="200" w:before="200"/>
+      </w:pPr>
+      <w:r>
+        <w:rPr>
+          <w:b/>
+          <w:bCs/>
+          <w:color w:val="1B1712"/>
+          <w:sz w:val="26"/>
+          <w:szCs w:val="26"/>
+        </w:rPr>
+        <w:t xml:space="preserve">2. MAHNUNG</w:t>
       </w:r>
     </w:p>
     <w:p>
@@ -489,19 +401,161 @@
     </w:p>
     <w:p>
       <w:pPr>
-        <w:spacing w:after="200"/>
-      </w:pPr>
-      <w:r>
-        <w:rPr>
-          <w:b w:val="false"/>
-          <w:bCs w:val="false"/>
-          <w:i w:val="false"/>
-          <w:iCs w:val="false"/>
+        <w:pBdr>
+          <w:bottom w:val="single" w:color="C3BFB9" w:sz="4" w:space="1"/>
+        </w:pBdr>
+        <w:spacing w:after="200" w:before="300"/>
+      </w:pPr>
+      <w:r>
+        <w:t xml:space="preserve"> </w:t>
+      </w:r>
+    </w:p>
+    <w:tbl>
+      <w:tblPr>
+        <w:tblW w:type="pct" w:w="100%"/>
+        <w:tblBorders>
+          <w:top w:val="none" w:color="FFFFFF" w:sz="0"/>
+          <w:left w:val="none" w:color="FFFFFF" w:sz="0"/>
+          <w:bottom w:val="none" w:color="FFFFFF" w:sz="0"/>
+          <w:right w:val="none" w:color="FFFFFF" w:sz="0"/>
+          <w:insideH w:val="single" w:color="auto" w:sz="4"/>
+          <w:insideV w:val="single" w:color="auto" w:sz="4"/>
+        </w:tblBorders>
+      </w:tblPr>
+      <w:tblGrid>
+        <w:gridCol w:w="100"/>
+        <w:gridCol w:w="100"/>
+      </w:tblGrid>
+      <w:tr>
+        <w:tc>
+          <w:tcPr>
+            <w:tcW w:type="pct" w:w="50%"/>
+            <w:tcBorders>
+              <w:top w:val="none" w:color="FFFFFF" w:sz="0"/>
+              <w:left w:val="none" w:color="FFFFFF" w:sz="0"/>
+              <w:bottom w:val="none" w:color="FFFFFF" w:sz="0"/>
+              <w:right w:val="none" w:color="FFFFFF" w:sz="0"/>
+            </w:tcBorders>
+          </w:tcPr>
+          <w:p>
+            <w:pPr>
+              <w:spacing w:after="20"/>
+            </w:pPr>
+            <w:r>
+              <w:rPr>
+                <w:color w:val="646460"/>
+                <w:sz w:val="15"/>
+                <w:szCs w:val="15"/>
+              </w:rPr>
+              <w:t xml:space="preserve">[Ihre Firma]</w:t>
+            </w:r>
+          </w:p>
+          <w:p>
+            <w:pPr>
+              <w:spacing w:after="20"/>
+            </w:pPr>
+            <w:r>
+              <w:rPr>
+                <w:color w:val="646460"/>
+                <w:sz w:val="15"/>
+                <w:szCs w:val="15"/>
+              </w:rPr>
+              <w:t xml:space="preserve">[Straße Hausnummer] · [PLZ Ort]</w:t>
+            </w:r>
+          </w:p>
+          <w:p>
+            <w:pPr>
+              <w:spacing w:after="20"/>
+            </w:pPr>
+            <w:r>
+              <w:rPr>
+                <w:color w:val="646460"/>
+                <w:sz w:val="15"/>
+                <w:szCs w:val="15"/>
+              </w:rPr>
+              <w:t xml:space="preserve">Telefon: [Nummer] · [E-Mail]</w:t>
+            </w:r>
+          </w:p>
+          <w:p>
+            <w:pPr>
+              <w:spacing w:after="20"/>
+            </w:pPr>
+            <w:r>
+              <w:rPr>
+                <w:color w:val="646460"/>
+                <w:sz w:val="15"/>
+                <w:szCs w:val="15"/>
+              </w:rPr>
+              <w:t xml:space="preserve">[Website]</w:t>
+            </w:r>
+          </w:p>
+        </w:tc>
+        <w:tc>
+          <w:tcPr>
+            <w:tcW w:type="pct" w:w="50%"/>
+            <w:tcBorders>
+              <w:top w:val="none" w:color="FFFFFF" w:sz="0"/>
+              <w:left w:val="none" w:color="FFFFFF" w:sz="0"/>
+              <w:bottom w:val="none" w:color="FFFFFF" w:sz="0"/>
+              <w:right w:val="none" w:color="FFFFFF" w:sz="0"/>
+            </w:tcBorders>
+          </w:tcPr>
+          <w:p>
+            <w:pPr>
+              <w:spacing w:after="20"/>
+            </w:pPr>
+            <w:r>
+              <w:rPr>
+                <w:color w:val="646460"/>
+                <w:sz w:val="15"/>
+                <w:szCs w:val="15"/>
+              </w:rPr>
+              <w:t xml:space="preserve">Bank: [Name] · IBAN: [IBAN] · BIC: [BIC]</w:t>
+            </w:r>
+          </w:p>
+          <w:p>
+            <w:pPr>
+              <w:spacing w:after="20"/>
+            </w:pPr>
+            <w:r>
+              <w:rPr>
+                <w:color w:val="646460"/>
+                <w:sz w:val="15"/>
+                <w:szCs w:val="15"/>
+              </w:rPr>
+              <w:t xml:space="preserve">Registergericht: [Ort] · HRB [Nummer]</w:t>
+            </w:r>
+          </w:p>
+          <w:p>
+            <w:pPr>
+              <w:spacing w:after="20"/>
+            </w:pPr>
+            <w:r>
+              <w:rPr>
+                <w:color w:val="646460"/>
+                <w:sz w:val="15"/>
+                <w:szCs w:val="15"/>
+              </w:rPr>
+              <w:t xml:space="preserve">USt-IdNr.: [Nummer]</w:t>
+            </w:r>
+          </w:p>
+        </w:tc>
+      </w:tr>
+    </w:tbl>
+    <w:p>
+      <w:pPr>
+        <w:spacing w:after="0" w:before="160"/>
+        <w:jc w:val="center"/>
+      </w:pPr>
+      <w:r>
+        <w:rPr>
+          <w:i/>
+          <w:iCs/>
           <w:color w:val="646460"/>
-          <w:sz w:val="15"/>
-          <w:szCs w:val="15"/>
-        </w:rPr>
-        <w:t xml:space="preserve">[Ihre Firma] · [Straße Hausnummer] · [PLZ Ort] · Telefon: [Nummer] · [E-Mail] · [Website] · Bank: [Name] · IBAN: [IBAN] · BIC: [BIC] · Registergericht: [Ort], HRB [Nummer] · USt-IdNr.: [Nummer]</w:t>
+          <w:sz w:val="14"/>
+          <w:szCs w:val="14"/>
+        </w:rPr>
+        <w:t xml:space="preserve">Vorlage von schreiner.digital</w:t>
       </w:r>
     </w:p>
     <w:sectPr>

--- a/public/downloads/mahnung-2.docx
+++ b/public/downloads/mahnung-2.docx
@@ -2,82 +2,81 @@
 <file path=word/document.xml><?xml version="1.0" encoding="utf-8"?>
 <w:document xmlns:wpc="http://schemas.microsoft.com/office/word/2010/wordprocessingCanvas" xmlns:mc="http://schemas.openxmlformats.org/markup-compatibility/2006" xmlns:o="urn:schemas-microsoft-com:office:office" xmlns:r="http://schemas.openxmlformats.org/officeDocument/2006/relationships" xmlns:m="http://schemas.openxmlformats.org/officeDocument/2006/math" xmlns:v="urn:schemas-microsoft-com:vml" xmlns:wp14="http://schemas.microsoft.com/office/word/2010/wordprocessingDrawing" xmlns:wp="http://schemas.openxmlformats.org/drawingml/2006/wordprocessingDrawing" xmlns:w10="urn:schemas-microsoft-com:office:word" xmlns:w="http://schemas.openxmlformats.org/wordprocessingml/2006/main" xmlns:w14="http://schemas.microsoft.com/office/word/2010/wordml" xmlns:w15="http://schemas.microsoft.com/office/word/2012/wordml" xmlns:wpg="http://schemas.microsoft.com/office/word/2010/wordprocessingGroup" xmlns:wpi="http://schemas.microsoft.com/office/word/2010/wordprocessingInk" xmlns:wne="http://schemas.microsoft.com/office/word/2006/wordml" xmlns:wps="http://schemas.microsoft.com/office/word/2010/wordprocessingShape" xmlns:cx="http://schemas.microsoft.com/office/drawing/2014/chartex" xmlns:cx1="http://schemas.microsoft.com/office/drawing/2015/9/8/chartex" xmlns:cx2="http://schemas.microsoft.com/office/drawing/2015/10/21/chartex" xmlns:cx3="http://schemas.microsoft.com/office/drawing/2016/5/9/chartex" xmlns:cx4="http://schemas.microsoft.com/office/drawing/2016/5/10/chartex" xmlns:cx5="http://schemas.microsoft.com/office/drawing/2016/5/11/chartex" xmlns:cx6="http://schemas.microsoft.com/office/drawing/2016/5/12/chartex" xmlns:cx7="http://schemas.microsoft.com/office/drawing/2016/5/13/chartex" xmlns:cx8="http://schemas.microsoft.com/office/drawing/2016/5/14/chartex" xmlns:aink="http://schemas.microsoft.com/office/drawing/2016/ink" xmlns:am3d="http://schemas.microsoft.com/office/drawing/2017/model3d" xmlns:w16cex="http://schemas.microsoft.com/office/word/2018/wordml/cex" xmlns:w16cid="http://schemas.microsoft.com/office/word/2016/wordml/cid" xmlns:w16="http://schemas.microsoft.com/office/word/2018/wordml" xmlns:w16sdtdh="http://schemas.microsoft.com/office/word/2020/wordml/sdtdatahash" xmlns:w16se="http://schemas.microsoft.com/office/word/2015/wordml/symex" mc:Ignorable="w14 w15 wp14">
   <w:body>
-    <w:tbl>
-      <w:tblPr>
-        <w:tblW w:type="pct" w:w="100%"/>
-        <w:tblBorders>
-          <w:top w:val="none" w:color="FFFFFF" w:sz="0"/>
-          <w:left w:val="none" w:color="FFFFFF" w:sz="0"/>
-          <w:bottom w:val="none" w:color="FFFFFF" w:sz="0"/>
-          <w:right w:val="none" w:color="FFFFFF" w:sz="0"/>
-          <w:insideH w:val="single" w:color="auto" w:sz="4"/>
-          <w:insideV w:val="single" w:color="auto" w:sz="4"/>
-        </w:tblBorders>
-      </w:tblPr>
-      <w:tblGrid>
-        <w:gridCol w:w="100"/>
-        <w:gridCol w:w="100"/>
-      </w:tblGrid>
-      <w:tr>
-        <w:tc>
-          <w:tcPr>
-            <w:tcW w:type="pct" w:w="38%"/>
-            <w:tcBorders>
-              <w:top w:val="dashed" w:color="C3BFB9" w:sz="2"/>
-              <w:left w:val="dashed" w:color="C3BFB9" w:sz="2"/>
-              <w:bottom w:val="dashed" w:color="C3BFB9" w:sz="2"/>
-              <w:right w:val="dashed" w:color="C3BFB9" w:sz="2"/>
-            </w:tcBorders>
-            <w:tcMar>
-              <w:top w:type="dxa" w:w="160"/>
-              <w:left w:type="dxa" w:w="120"/>
-              <w:bottom w:type="dxa" w:w="160"/>
-              <w:right w:type="dxa" w:w="120"/>
-            </w:tcMar>
-          </w:tcPr>
-          <w:p>
-            <w:pPr>
-              <w:jc w:val="center"/>
-            </w:pPr>
-            <w:r>
-              <w:rPr>
-                <w:i/>
-                <w:iCs/>
-                <w:color w:val="646460"/>
-                <w:sz w:val="16"/>
-                <w:szCs w:val="16"/>
-              </w:rPr>
-              <w:t xml:space="preserve">[Ihr Firmenlogo]</w:t>
-            </w:r>
-          </w:p>
-        </w:tc>
-        <w:tc>
-          <w:tcPr>
-            <w:tcW w:type="pct" w:w="62%"/>
-            <w:tcBorders>
-              <w:top w:val="none" w:color="FFFFFF" w:sz="0"/>
-              <w:left w:val="none" w:color="FFFFFF" w:sz="0"/>
-              <w:bottom w:val="none" w:color="FFFFFF" w:sz="0"/>
-              <w:right w:val="none" w:color="FFFFFF" w:sz="0"/>
-            </w:tcBorders>
-          </w:tcPr>
-          <w:p>
-            <w:r>
-              <w:t xml:space="preserve"/>
-            </w:r>
-          </w:p>
-        </w:tc>
-      </w:tr>
-    </w:tbl>
+    <w:p>
+      <w:pPr>
+        <w:spacing w:after="200"/>
+        <w:jc w:val="right"/>
+      </w:pPr>
+      <w:r>
+        <w:rPr>
+          <w:b/>
+          <w:bCs/>
+          <w:color w:val="1B1712"/>
+          <w:sz w:val="32"/>
+          <w:szCs w:val="32"/>
+        </w:rPr>
+        <w:t xml:space="preserve">[Ihr Firmenlogo]</w:t>
+      </w:r>
+    </w:p>
     <w:p>
       <w:pPr>
         <w:pBdr>
-          <w:bottom w:val="single" w:color="C3BFB9" w:sz="4" w:space="1"/>
+          <w:bottom w:val="single" w:color="FF7A1A" w:sz="14" w:space="1"/>
         </w:pBdr>
-        <w:spacing w:after="300" w:before="200"/>
+        <w:spacing w:after="300" w:before="0"/>
       </w:pPr>
       <w:r>
         <w:t xml:space="preserve"> </w:t>
+      </w:r>
+    </w:p>
+    <w:p>
+      <w:pPr>
+        <w:spacing w:after="20"/>
+        <w:jc w:val="right"/>
+      </w:pPr>
+      <w:r>
+        <w:rPr>
+          <w:color w:val="1B1712"/>
+          <w:sz w:val="20"/>
+          <w:szCs w:val="20"/>
+        </w:rPr>
+        <w:t xml:space="preserve">[Ihre Firma]</w:t>
+      </w:r>
+    </w:p>
+    <w:p>
+      <w:pPr>
+        <w:spacing w:after="20"/>
+        <w:jc w:val="right"/>
+      </w:pPr>
+      <w:r>
+        <w:rPr>
+          <w:color w:val="1B1712"/>
+          <w:sz w:val="20"/>
+          <w:szCs w:val="20"/>
+        </w:rPr>
+        <w:t xml:space="preserve">[Straße Hausnummer]</w:t>
+      </w:r>
+    </w:p>
+    <w:p>
+      <w:pPr>
+        <w:spacing w:after="20"/>
+        <w:jc w:val="right"/>
+      </w:pPr>
+      <w:r>
+        <w:rPr>
+          <w:color w:val="1B1712"/>
+          <w:sz w:val="20"/>
+          <w:szCs w:val="20"/>
+        </w:rPr>
+        <w:t xml:space="preserve">[PLZ Ort]</w:t>
+      </w:r>
+    </w:p>
+    <w:p>
+      <w:pPr>
+        <w:spacing w:after="160"/>
+      </w:pPr>
+      <w:r>
+        <w:t xml:space="preserve"/>
       </w:r>
     </w:p>
     <w:tbl>
@@ -109,22 +108,6 @@
           </w:tcPr>
           <w:p>
             <w:pPr>
-              <w:pBdr>
-                <w:bottom w:val="single" w:color="C3BFB9" w:sz="2" w:space="1"/>
-              </w:pBdr>
-              <w:spacing w:after="160"/>
-            </w:pPr>
-            <w:r>
-              <w:rPr>
-                <w:color w:val="646460"/>
-                <w:sz w:val="15"/>
-                <w:szCs w:val="15"/>
-              </w:rPr>
-              <w:t xml:space="preserve">[Ihre Firma] · [Straße Hausnummer] · [PLZ Ort]</w:t>
-            </w:r>
-          </w:p>
-          <w:p>
-            <w:pPr>
               <w:spacing w:after="40"/>
             </w:pPr>
             <w:r>
@@ -160,6 +143,19 @@
                 <w:szCs w:val="20"/>
               </w:rPr>
               <w:t xml:space="preserve">[PLZ Ort]</w:t>
+            </w:r>
+          </w:p>
+          <w:p>
+            <w:pPr>
+              <w:spacing w:after="0"/>
+            </w:pPr>
+            <w:r>
+              <w:rPr>
+                <w:color w:val="646460"/>
+                <w:sz w:val="16"/>
+                <w:szCs w:val="16"/>
+              </w:rPr>
+              <w:t xml:space="preserve">[Ihre Firma] · [Straße Hausnummer] · [PLZ Ort]</w:t>
             </w:r>
           </w:p>
         </w:tc>
@@ -180,21 +176,11 @@
             </w:pPr>
             <w:r>
               <w:rPr>
-                <w:color w:val="646460"/>
-                <w:sz w:val="18"/>
-                <w:szCs w:val="18"/>
-              </w:rPr>
-              <w:t xml:space="preserve">Rechnungsnummer: </w:t>
-            </w:r>
-            <w:r>
-              <w:rPr>
-                <w:b/>
-                <w:bCs/>
                 <w:color w:val="1B1712"/>
-                <w:sz w:val="18"/>
-                <w:szCs w:val="18"/>
-              </w:rPr>
-              <w:t xml:space="preserve">[Nummer]</w:t>
+                <w:sz w:val="20"/>
+                <w:szCs w:val="20"/>
+              </w:rPr>
+              <w:t xml:space="preserve">Rechnungsnummer: [Nummer]</w:t>
             </w:r>
           </w:p>
           <w:p>
@@ -204,21 +190,11 @@
             </w:pPr>
             <w:r>
               <w:rPr>
-                <w:color w:val="646460"/>
-                <w:sz w:val="18"/>
-                <w:szCs w:val="18"/>
-              </w:rPr>
-              <w:t xml:space="preserve">Rechnungsdatum: </w:t>
-            </w:r>
-            <w:r>
-              <w:rPr>
-                <w:b/>
-                <w:bCs/>
                 <w:color w:val="1B1712"/>
-                <w:sz w:val="18"/>
-                <w:szCs w:val="18"/>
-              </w:rPr>
-              <w:t xml:space="preserve">[Datum]</w:t>
+                <w:sz w:val="20"/>
+                <w:szCs w:val="20"/>
+              </w:rPr>
+              <w:t xml:space="preserve">Rechnungsdatum: [Datum]</w:t>
             </w:r>
           </w:p>
           <w:p>
@@ -228,21 +204,11 @@
             </w:pPr>
             <w:r>
               <w:rPr>
-                <w:color w:val="646460"/>
-                <w:sz w:val="18"/>
-                <w:szCs w:val="18"/>
-              </w:rPr>
-              <w:t xml:space="preserve">Datum: </w:t>
-            </w:r>
-            <w:r>
-              <w:rPr>
-                <w:b/>
-                <w:bCs/>
                 <w:color w:val="1B1712"/>
-                <w:sz w:val="18"/>
-                <w:szCs w:val="18"/>
-              </w:rPr>
-              <w:t xml:space="preserve">[Datum]</w:t>
+                <w:sz w:val="20"/>
+                <w:szCs w:val="20"/>
+              </w:rPr>
+              <w:t xml:space="preserve">Datum: [Datum]</w:t>
             </w:r>
           </w:p>
         </w:tc>
@@ -250,15 +216,23 @@
     </w:tbl>
     <w:p>
       <w:pPr>
-        <w:spacing w:after="200" w:before="200"/>
+        <w:spacing w:after="200"/>
+      </w:pPr>
+      <w:r>
+        <w:t xml:space="preserve"/>
+      </w:r>
+    </w:p>
+    <w:p>
+      <w:pPr>
+        <w:spacing w:after="300" w:before="300"/>
       </w:pPr>
       <w:r>
         <w:rPr>
           <w:b/>
           <w:bCs/>
           <w:color w:val="1B1712"/>
-          <w:sz w:val="26"/>
-          <w:szCs w:val="26"/>
+          <w:sz w:val="52"/>
+          <w:szCs w:val="52"/>
         </w:rPr>
         <w:t xml:space="preserve">2. MAHNUNG</w:t>
       </w:r>
@@ -402,7 +376,7 @@
     <w:p>
       <w:pPr>
         <w:pBdr>
-          <w:bottom w:val="single" w:color="C3BFB9" w:sz="4" w:space="1"/>
+          <w:bottom w:val="single" w:color="FF7A1A" w:sz="14" w:space="1"/>
         </w:pBdr>
         <w:spacing w:after="200" w:before="300"/>
       </w:pPr>
@@ -443,11 +417,28 @@
             </w:pPr>
             <w:r>
               <w:rPr>
+                <w:b/>
+                <w:bCs/>
+                <w:color w:val="1B1712"/>
+                <w:sz w:val="15"/>
+                <w:szCs w:val="15"/>
+              </w:rPr>
+              <w:t xml:space="preserve">[Ihre Firma]</w:t>
+            </w:r>
+          </w:p>
+          <w:p>
+            <w:pPr>
+              <w:spacing w:after="20"/>
+            </w:pPr>
+            <w:r>
+              <w:rPr>
+                <w:b w:val="false"/>
+                <w:bCs w:val="false"/>
                 <w:color w:val="646460"/>
                 <w:sz w:val="15"/>
                 <w:szCs w:val="15"/>
               </w:rPr>
-              <w:t xml:space="preserve">[Ihre Firma]</w:t>
+              <w:t xml:space="preserve">[Straße Hausnummer] · [PLZ Ort]</w:t>
             </w:r>
           </w:p>
           <w:p>
@@ -456,11 +447,13 @@
             </w:pPr>
             <w:r>
               <w:rPr>
+                <w:b w:val="false"/>
+                <w:bCs w:val="false"/>
                 <w:color w:val="646460"/>
                 <w:sz w:val="15"/>
                 <w:szCs w:val="15"/>
               </w:rPr>
-              <w:t xml:space="preserve">[Straße Hausnummer] · [PLZ Ort]</w:t>
+              <w:t xml:space="preserve">Telefon: [Nummer] · [E-Mail]</w:t>
             </w:r>
           </w:p>
           <w:p>
@@ -469,19 +462,8 @@
             </w:pPr>
             <w:r>
               <w:rPr>
-                <w:color w:val="646460"/>
-                <w:sz w:val="15"/>
-                <w:szCs w:val="15"/>
-              </w:rPr>
-              <w:t xml:space="preserve">Telefon: [Nummer] · [E-Mail]</w:t>
-            </w:r>
-          </w:p>
-          <w:p>
-            <w:pPr>
-              <w:spacing w:after="20"/>
-            </w:pPr>
-            <w:r>
-              <w:rPr>
+                <w:b w:val="false"/>
+                <w:bCs w:val="false"/>
                 <w:color w:val="646460"/>
                 <w:sz w:val="15"/>
                 <w:szCs w:val="15"/>
